--- a/4/ИМ/ИМ_Практическая_4_АлбахтинИВ.docx
+++ b/4/ИМ/ИМ_Практическая_4_АлбахтинИВ.docx
@@ -1089,7 +1089,7 @@
       <w:r>
         <w:t>Практическая работа 4</w:t>
         <w:br/>
-        <w:t>Моделирование бизнес-процесса «как есть»</w:t>
+        <w:t>Моделирование бизнес-процесса AS-IS</w:t>
       </w:r>
     </w:p>
     <w:p>
@@ -1183,7 +1183,7 @@
         <w:pStyle w:val="Основнойтекстотчёта"/>
       </w:pPr>
       <w:r>
-        <w:t>На рисунке 1 приведена диаграмма A-0: входы I поступают слева, управление C — сверху, механизмы M — снизу, выходы O направлены вправо. Состав ресурсов раскрыт в таблице 1.</w:t>
+        <w:t>Состав ресурсов приведён в IDEF0-диаграмме.</w:t>
       </w:r>
     </w:p>
     <w:p>
@@ -1233,7 +1233,7 @@
         <w:pStyle w:val="Подписьрисунка"/>
       </w:pPr>
       <w:r>
-        <w:t>Рисунок 1 – Контекстная диаграмма A-0 процесса «как есть» в IDEF0</w:t>
+        <w:t>Рисунок 1 – Контекстная диаграмма A-0 процесса AS-IS в IDEF0</w:t>
       </w:r>
     </w:p>
     <w:p>
@@ -1491,7 +1491,7 @@
                 <w:color w:val="000000"/>
                 <w:sz w:val="24"/>
               </w:rPr>
-              <w:t>Заявка и исходная BOM</w:t>
+              <w:t>Заявка и исходный модельный ряд</w:t>
             </w:r>
           </w:p>
         </w:tc>
@@ -3197,7 +3197,7 @@
         <w:pStyle w:val="Подписьрисунка"/>
       </w:pPr>
       <w:r>
-        <w:t>Рисунок 2 – Декомпозиция A0 процесса «как есть» в IDEF0</w:t>
+        <w:t>Рисунок 2 – Декомпозиция A0 процесса AS-IS в IDEF0</w:t>
       </w:r>
     </w:p>
     <w:p>
@@ -3632,7 +3632,7 @@
                 <w:color w:val="000000"/>
                 <w:sz w:val="24"/>
               </w:rPr>
-              <w:t>D1: комплект данных и исходная BOM</w:t>
+              <w:t>D1: комплект данных и исходный модельный ряд</w:t>
             </w:r>
           </w:p>
         </w:tc>
@@ -3740,7 +3740,7 @@
                 <w:color w:val="000000"/>
                 <w:sz w:val="24"/>
               </w:rPr>
-              <w:t>Проверить BOM и рассчитать параметры</w:t>
+              <w:t>Проверить модельный ряд и рассчитать параметры</w:t>
             </w:r>
           </w:p>
         </w:tc>
@@ -3842,7 +3842,7 @@
                 <w:color w:val="000000"/>
                 <w:sz w:val="24"/>
               </w:rPr>
-              <w:t>D2: согласованная BOM, заключение и ведомость</w:t>
+              <w:t>D2: согласованный модельный ряд, заключение и ведомость</w:t>
             </w:r>
           </w:p>
         </w:tc>
@@ -4360,7 +4360,7 @@
         <w:pStyle w:val="Основнойтекстотчёта"/>
       </w:pPr>
       <w:r>
-        <w:t>A3 включает подготовку названия и описания, перенос характеристик и расчётных значений, запрос изображений и итоговую сверку. Ручное заполнение разных форм создаёт риск несоответствия карточки последней версии BOM.</w:t>
+        <w:t>A3 включает подготовку названия и описания, перенос характеристик и расчётных значений, запрос изображений и итоговую сверку. Ручное заполнение разных форм создаёт риск несоответствия карточки последней версии модельного ряда.</w:t>
       </w:r>
     </w:p>
     <w:p>
@@ -4856,7 +4856,7 @@
                 <w:color w:val="000000"/>
                 <w:sz w:val="24"/>
               </w:rPr>
-              <w:t>Высокое. Находить зависимые BOM и обновлять связанные карточки</w:t>
+              <w:t>Высокое. Находить зависимые модельный ряд и обновлять связанные карточки</w:t>
             </w:r>
           </w:p>
         </w:tc>
@@ -5191,7 +5191,7 @@
         <w:pStyle w:val="Основнойтекстотчёта"/>
       </w:pPr>
       <w:r>
-        <w:t>Построены контекст и декомпозиция модели «как есть», описаны четыре функции и все граничные потоки. Основные недостатки связаны с ручной поддержкой соответствия документов и поздним обнаружением расхождений. В практике 5 эти операции преобразуются в единый управляемый процесс с автоматическими проверками и согласованием ответственных лиц.</w:t>
+        <w:t>Построены контекст и декомпозиция модели AS-IS, описаны четыре функции и все граничные потоки. Основные недостатки связаны с ручной поддержкой соответствия документов и поздним обнаружением расхождений. В практике 5 эти операции преобразуются в единый управляемый процесс с автоматическими проверками и согласованием ответственных лиц.</w:t>
       </w:r>
     </w:p>
     <w:p>
